--- a/eng/docx/020.content.docx
+++ b/eng/docx/020.content.docx
@@ -60494,7 +60494,7 @@
         <w:rPr>
           <w:lang w:val="en_US" w:bidi="en_US"/>
         </w:rPr>
-        <w:t>An experience of suffering, distress, trouble, or persecution. The Greek word appears in the New Testament about 45 times. There is a Hebrew word that appears in four or five Old Testament passages, never in the prophetic books. The New Testament is the main source of meaning for the word.</w:t>
+        <w:t>An experience of suffering, distress, trouble, or persecution.</w:t>
       </w:r>
     </w:p>
     <w:p>
@@ -60555,7 +60555,7 @@
         <w:rPr>
           <w:lang w:val="en_US" w:bidi="en_US"/>
         </w:rPr>
-        <w:t>)</w:t>
+        <w:t>),</w:t>
       </w:r>
     </w:p>
     <w:p>
@@ -60591,7 +60591,7 @@
         <w:rPr>
           <w:lang w:val="en_US" w:bidi="en_US"/>
         </w:rPr>
-        <w:t>)</w:t>
+        <w:t>), and</w:t>
       </w:r>
     </w:p>
     <w:p>
@@ -60627,21 +60627,21 @@
         <w:rPr>
           <w:lang w:val="en_US" w:bidi="en_US"/>
         </w:rPr>
-        <w:t xml:space="preserve">) </w:t>
-      </w:r>
-    </w:p>
-    <w:p>
-      <w:pPr/>
-      <w:r>
-        <w:rPr>
-          <w:lang w:val="en_US" w:bidi="en_US"/>
-        </w:rPr>
-      </w:r>
-      <w:r>
-        <w:rPr>
-          <w:lang w:val="en_US" w:bidi="en_US"/>
-        </w:rPr>
-        <w:t>These are all called tribulations. Major disasters like famine are called "great tribulation" (</w:t>
+        <w:t xml:space="preserve">). </w:t>
+      </w:r>
+    </w:p>
+    <w:p>
+      <w:pPr/>
+      <w:r>
+        <w:rPr>
+          <w:lang w:val="en_US" w:bidi="en_US"/>
+        </w:rPr>
+      </w:r>
+      <w:r>
+        <w:rPr>
+          <w:lang w:val="en_US" w:bidi="en_US"/>
+        </w:rPr>
+        <w:t>These are all called tribulations. More generally, a severe disaster can be described as “great tribulation.” An example is the famine that struck Egypt and Canaan during the time of the patriarchs (</w:t>
       </w:r>
       <w:hyperlink r:id="rId1223">
         <w:r>
@@ -60716,7 +60716,7 @@
         <w:rPr>
           <w:lang w:val="en_US" w:bidi="en_US"/>
         </w:rPr>
-        <w:t>This idea of tribulation during the church age is carefully developed in Jesus’s teaching on future events. The main source for this teaching comes from Jesus' sermon preached on the Mount of Olives (</w:t>
+        <w:t>This idea of tribulation during the church age is carefully developed in the teachings of Jesus on future events. The main source for this teaching comes from the sermon Jesus preached on the Mount of Olives (</w:t>
       </w:r>
       <w:hyperlink r:id="rId1225">
         <w:r>
@@ -60820,7 +60820,7 @@
         <w:rPr>
           <w:lang w:val="en_US" w:bidi="en_US"/>
         </w:rPr>
-        <w:t>). The teaching points to the idea that tribulation would affect Christians in many places throughout history. Jesus's prediction to the 12 disciples that they would be direct victims of tribulation (</w:t>
+        <w:t>). The teaching points to the idea that tribulation would affect Christians in many places throughout history. Jesus told the 12 disciples that they would suffer during the tribulation. He said this at the very beginning of the sufferings (</w:t>
       </w:r>
       <w:hyperlink r:id="rId1230">
         <w:r>
@@ -60838,7 +60838,7 @@
         <w:rPr>
           <w:lang w:val="en_US" w:bidi="en_US"/>
         </w:rPr>
-        <w:t>), gives a clear starting point.</w:t>
+        <w:t>). This shows that the tribulation would begin during the disciples’ own lifetimes.</w:t>
       </w:r>
     </w:p>
     <w:p>
@@ -60894,7 +60894,7 @@
         <w:rPr>
           <w:lang w:val="en_US" w:bidi="en_US"/>
         </w:rPr>
-        <w:t xml:space="preserve">). It is clear in the passage that Jesus meant the destruction of Jerusalem in AD 70. The fall of Jerusalem to Roman legions was to be viewed as symbol of ongoing tribulation. Matthew himself makes an editorial comment in </w:t>
+        <w:t xml:space="preserve">). It is clear in the passage that Jesus meant the destruction of Jerusalem in AD 70. The fall of Jerusalem to Roman legions was to be viewed as a symbol of ongoing tribulation. This point is supported by Matthew’s editorial comment in </w:t>
       </w:r>
       <w:hyperlink r:id="rId1232">
         <w:r>
@@ -60912,7 +60912,21 @@
         <w:rPr>
           <w:lang w:val="en_US" w:bidi="en_US"/>
         </w:rPr>
-        <w:t xml:space="preserve">, saying "let the reader understand." This would have alerted his original readers to the fulfillment of Jesus’s prediction within their lifetimes. The parallel section in </w:t>
+        <w:t>. He adds the words, "let the reader understand." This comment was meant to alert his original audience that the prediction of Jesus would be fulfilled during their own lifetimes.</w:t>
+      </w:r>
+    </w:p>
+    <w:p>
+      <w:pPr/>
+      <w:r>
+        <w:rPr>
+          <w:lang w:val="en_US" w:bidi="en_US"/>
+        </w:rPr>
+      </w:r>
+      <w:r>
+        <w:rPr>
+          <w:lang w:val="en_US" w:bidi="en_US"/>
+        </w:rPr>
+        <w:t xml:space="preserve">The parallel section in </w:t>
       </w:r>
       <w:hyperlink r:id="rId1233">
         <w:r>
@@ -60997,7 +61011,7 @@
         <w:rPr>
           <w:lang w:val="en_US" w:bidi="en_US"/>
         </w:rPr>
-        <w:t>Christians should rejoice in sufferings because of the good fruit. Tribulation produces perseverance and strength of character (</w:t>
+        <w:t>Christians should rejoice in suffering because of the good fruit. Tribulation produces perseverance and strength of character (</w:t>
       </w:r>
       <w:hyperlink r:id="rId1234">
         <w:r>
@@ -61188,6 +61202,14 @@
           <w:lang w:val="en_US" w:bidi="en_US"/>
         </w:rPr>
         <w:t xml:space="preserve">. </w:t>
+      </w:r>
+    </w:p>
+    <w:p>
+      <w:pPr/>
+      <w:r>
+        <w:rPr>
+          <w:lang w:val="en_US" w:bidi="en_US"/>
+        </w:rPr>
       </w:r>
       <w:r>
         <w:rPr>

--- a/eng/docx/020.content.docx
+++ b/eng/docx/020.content.docx
@@ -163,13 +163,6 @@
         <w:rPr>
           <w:lang w:val="en_US" w:bidi="en_US"/>
         </w:rPr>
-      </w:r>
-      <w:r>
-        <w:rPr>
-          <w:i/>
-          <w:lang w:val="en_US" w:bidi="en_US"/>
-        </w:rPr>
-        <w:t>Taanach, Taanath-Shiloh, Tabaliah, Tabbaoth, Tabbath, Tabeal, Tabeel, Taberah, Tabernacle, Tabitha, Table, Table of Showbread, Tablet, Tabor (Place), Tabor, Mount, Tabor, Oak of, Tabret, Tabrimmon, Tabrimon, Tachmonite, Tacitus, Cornelius, Tadmor, Tahan, Tahanite, Tahapanes, Tahash, Tahath (Person), Tahath (Place), Tahkemonite, Tahpanhes, Tahpenes, Tahrea, Tahtim-hodshi, Talent, Talitha Cumi, Talmai, Talmon, Talmud, Tamah, Tamar (Person), Tamar (Place), Tamarisk, Tambourine, Tammuz, Tanach, Tanhumeth, Tannaim, Tanned, Tanner, Tanning, Taphath, Tappuah (Person), Tappuah (Place), Tarah, Taralah, Tarea, Tares, Targum, Tarpel, Tarpelites, Tarshish (Person), Tarshish (Place), Tarsus, Tartak, Tartan, Taskmaster, Tatian, Tattenai, Tax Collector, Tax, Taxation, Teacher, Teacher of Righteousness, Teachings of Jesus, Teachings of Silvanus, Tebah (Person), Tebah (Place), Tebaliah, Tebeth, Tehaphnehes, Tehinnah, Teil, Tekel, Tekoa, Tekoites, Tel-Abib, Tel-Assar, Tel-Harsha, Tel-Melah, Telah, Telaim, Telem (Person), Telem (Place), Tell, Tema (Person), Tema (Place), Temah, Teman (Person), Teman (Place), Temeni, Temple, Temple Assistants, Temple Servants, Tempt, Temptation, Tempter, Ten Commandments, the, Tent of Meeting, Tentmaker, Terah (Person), Terah (Place), Teraphim, Terebinth, Teresh, Tertius, Tertullus, Test, Testament, Testament of Abraham, Testament of Job, Testament of Solomon, Testaments of the Twelve Patriarchs, Testimony, Tetragrammaton, Tetrarch, Textus Receptus, Thaddaeus, the Apostle, Thahash, Thamah, Thamar, Thank Offering, Thanksgiving, Thara, Tharshish, The Book of Elchasai, The Broad Wall, The Caesars, The Destroyer, The Egyptian, The Great Sea, The Lord’s Day, The New Covenant, The Paltite, The Revelation of John, The Story of Andrew, The Twelve, The Way, Theater, Thebes, Thebez, Thelasar, Theocracy, Theophany, Theophilus, Thessalonians, First Letter to the, Thessalonica, Theudas, Third Corinthians, Thistle, Thorn, Thomas, the Apostle, Thorn, Three Taverns, Thresher, Threshing, Threshing Floor, Throne, Thummim, Thunder, Sons of, Thutmose, Thyatira, Thyine, Tiberias, Tiberias, Sea of, Tiberius, Tibhath, Tibni, Tidal, Tiglath-Pileser, Tigris River, Tikvah, Tikvath, Tilgath-Pilneser, Tilon, Timaeus, Timbrel, Time, Timeus, Timna (Person), Timnah (Place), Timnath, Timnath-Heres, Timnath-Serah, Timnite, Timon, Timotheus, Timothy (Person), Timothy, First Letter to, Timothy, Second Letter to, Tin, Tiphsah, Tiras, Tirathites, Tirhakah, Tirhanah, Tiria, Tirshatha, Tirzah (Person), Tirzah (Place), Tishbe, Tishri, Tithe, Tithing, Titius Justus, Tittle, Titus (Person), Titus Caesar, Titus, Letter to, Tiz, Toah, Tob, Tob-Adonijah, Tobiah, Tobias, Tobijah, Tobit (Person), Togarmah, Tohu, Toi, Token, Tokhath, Tola, Tolad, Tolaite, Tomb, Tongues of Fire, Tongues, Speaking in, Topaz, Tophel, Topheth, Torah, Tortoise, Tou, Tower, Tower of Babel, Tower of Shechem, Tower of Siloam, Tower of the Furnaces, Tower of the Hundred, Town Clerk, Trachonitis, Traconitis, Trade Routes, Tradition, Tradition, Oral, Trajan, Transfiguration, Transformation, Transgression, Transjordan, Travel, Treasurer, Tree, Tree of Knowledge of Good and Evil, Tree of Life, Trespass, Trespass Offering, Tribe of Levi, Tribes, Territories of the, Tribulation, Tribune, Tributary, Tribute, Trichotomy, Trigon, Trinity, Triumphal Entry, Troas, Trogyllium, Trophimus, Trumpet, Truth, Tryphaena, Tryphena, Tryphosa, Tubal, Tubal-Cain, Tulip, Tumbleweed, Tumor, Tunic, Turtledove, Twin Brothers, Tychicus, Type, Tyrannus, Hall of, Tyre</w:t>
       </w:r>
       <w:r>
         <w:rPr>

--- a/eng/docx/020.content.docx
+++ b/eng/docx/020.content.docx
@@ -54929,7 +54929,7 @@
         <w:rPr>
           <w:lang w:val="en_US" w:bidi="en_US"/>
         </w:rPr>
-        <w:t>Tree placed by God in the midst of the Garden of Eden (</w:t>
+        <w:t>The tree of life is a special tree that God placed in the middle of the garden of Eden, the first place where God put humans (</w:t>
       </w:r>
       <w:hyperlink r:id="rId1077">
         <w:r>
@@ -54940,14 +54940,14 @@
             <w:color w:val="0000EE"/>
             <w:u w:val="single"/>
           </w:rPr>
-          <w:t>Gn 2:8–9</w:t>
-        </w:r>
-      </w:hyperlink>
-      <w:r>
-        <w:rPr>
-          <w:lang w:val="en_US" w:bidi="en_US"/>
-        </w:rPr>
-        <w:t xml:space="preserve">), a tree whose fruit could give eternal life. God told Adam that he could eat from every tree of the Garden except the tree of the knowledge of good and evil (vv </w:t>
+          <w:t>Genesis 2:8–9</w:t>
+        </w:r>
+      </w:hyperlink>
+      <w:r>
+        <w:rPr>
+          <w:lang w:val="en_US" w:bidi="en_US"/>
+        </w:rPr>
+        <w:t xml:space="preserve">). Its fruit had the power to give eternal life. God told Adam, the first man, that he could eat from every tree in the garden except the tree of the knowledge of good and evil (verses </w:t>
       </w:r>
       <w:hyperlink r:id="rId1078">
         <w:r>
@@ -54965,7 +54965,7 @@
         <w:rPr>
           <w:lang w:val="en_US" w:bidi="en_US"/>
         </w:rPr>
-        <w:t>). When Adam and Eve disobeyed God by eating from the tree of the knowledge of good and evil, they were expelled from the garden lest they “take also of the tree of life, and eat, and live for ever” (</w:t>
+        <w:t>). When Adam and Eve, the first man and woman, disobeyed God and ate from that tree, God sent them out of the garden. This prevented them from also eating from the tree of life and living forever (</w:t>
       </w:r>
       <w:hyperlink r:id="rId1079">
         <w:r>
@@ -54983,21 +54983,32 @@
         <w:rPr>
           <w:lang w:val="en_US" w:bidi="en_US"/>
         </w:rPr>
-        <w:t>).</w:t>
-      </w:r>
-    </w:p>
-    <w:p>
-      <w:pPr/>
-      <w:r>
-        <w:rPr>
-          <w:lang w:val="en_US" w:bidi="en_US"/>
-        </w:rPr>
-      </w:r>
-      <w:r>
-        <w:rPr>
-          <w:lang w:val="en_US" w:bidi="en_US"/>
-        </w:rPr>
-        <w:t>The Genesis narrative suggests that God intended the tree of life to provide Adam and Eve with a symbol of life in fellowship with and dependence on him. Human life, as distinguished from that of the animals, is much more than merely biological; it is also spiritual—it finds its deepest fulfillment in fellowship with God. Life in the fullness of its physical and spiritual dimensions, however, could remain a person’s possession only so long as he or she remained obedient to God’s command (</w:t>
+        <w:t xml:space="preserve">). </w:t>
+      </w:r>
+    </w:p>
+    <w:p>
+      <w:pPr>
+        <w:pStyle w:val="Heading3"/>
+      </w:pPr>
+      <w:r>
+        <w:rPr>
+          <w:lang w:val="en_US" w:bidi="en_US"/>
+        </w:rPr>
+        <w:t>The Tree of Life in Genesis</w:t>
+      </w:r>
+    </w:p>
+    <w:p>
+      <w:pPr/>
+      <w:r>
+        <w:rPr>
+          <w:lang w:val="en_US" w:bidi="en_US"/>
+        </w:rPr>
+      </w:r>
+      <w:r>
+        <w:rPr>
+          <w:lang w:val="en_US" w:bidi="en_US"/>
+        </w:rPr>
+        <w:t>The story in Genesis shows that the tree of life represents life in close relationship with God and trust in him. Human life is not only physical, like the life of animals, but also spiritual. It reaches its full meaning in relationship with God. Full life, both physical and spiritual, could continue only as long as people obeyed God’s command (</w:t>
       </w:r>
       <w:hyperlink r:id="rId1080">
         <w:r>
@@ -55008,14 +55019,69 @@
             <w:color w:val="0000EE"/>
             <w:u w:val="single"/>
           </w:rPr>
-          <w:t>Gn 2:17</w:t>
-        </w:r>
-      </w:hyperlink>
-      <w:r>
-        <w:rPr>
-          <w:lang w:val="en_US" w:bidi="en_US"/>
-        </w:rPr>
-        <w:t xml:space="preserve">). Apart from Genesis, the only other OT occurrences of the phrase the “tree of life” are found in Proverbs (quoted here from rsv), where it symbolizes the enrichment of life in various ways. In </w:t>
+          <w:t>Genesis 2:17</w:t>
+        </w:r>
+      </w:hyperlink>
+      <w:r>
+        <w:rPr>
+          <w:lang w:val="en_US" w:bidi="en_US"/>
+        </w:rPr>
+        <w:t xml:space="preserve">). </w:t>
+      </w:r>
+    </w:p>
+    <w:p>
+      <w:pPr>
+        <w:pStyle w:val="Heading3"/>
+      </w:pPr>
+      <w:r>
+        <w:rPr>
+          <w:lang w:val="en_US" w:bidi="en_US"/>
+        </w:rPr>
+        <w:t>The Tree of Life in Proverbs</w:t>
+      </w:r>
+    </w:p>
+    <w:p>
+      <w:pPr/>
+      <w:r>
+        <w:rPr>
+          <w:lang w:val="en_US" w:bidi="en_US"/>
+        </w:rPr>
+      </w:r>
+      <w:r>
+        <w:rPr>
+          <w:lang w:val="en_US" w:bidi="en_US"/>
+        </w:rPr>
+        <w:t>Apart from Genesis, the phrase tree of life appears only in the book of Proverbs. There, it is used as a symbol for things that give life, help, and well-being. For example:</w:t>
+      </w:r>
+    </w:p>
+    <w:p>
+      <w:pPr>
+        <w:pStyle w:val="ListBullet"/>
+        <w:spacing w:line="240" w:lineRule="auto"/>
+        <w:ind w:left="720"/>
+      </w:pPr>
+      <w:r>
+        <w:rPr>
+          <w:lang w:val="en_US" w:bidi="en_US"/>
+        </w:rPr>
+      </w:r>
+      <w:r>
+        <w:rPr>
+          <w:lang w:val="en_US" w:bidi="en_US"/>
+        </w:rPr>
+        <w:t>wisdom is "</w:t>
+      </w:r>
+      <w:r>
+        <w:rPr>
+          <w:lang w:val="en_US" w:bidi="en_US"/>
+        </w:rPr>
+        <w:t xml:space="preserve">a tree of life to those who embrace her" </w:t>
+      </w:r>
+      <w:r>
+        <w:rPr>
+          <w:lang w:val="en_US" w:bidi="en_US"/>
+        </w:rPr>
+        <w:t>(</w:t>
       </w:r>
       <w:hyperlink r:id="rId1081">
         <w:r>
@@ -55033,7 +55099,31 @@
         <w:rPr>
           <w:lang w:val="en_US" w:bidi="en_US"/>
         </w:rPr>
-        <w:t xml:space="preserve"> wisdom is referred to as “a tree of life to those who lay hold of her”; in </w:t>
+        <w:t xml:space="preserve">); </w:t>
+      </w:r>
+    </w:p>
+    <w:p>
+      <w:pPr>
+        <w:pStyle w:val="ListBullet"/>
+        <w:spacing w:line="240" w:lineRule="auto"/>
+        <w:ind w:left="720"/>
+      </w:pPr>
+      <w:r>
+        <w:rPr>
+          <w:lang w:val="en_US" w:bidi="en_US"/>
+        </w:rPr>
+      </w:r>
+      <w:r>
+        <w:rPr>
+          <w:lang w:val="en_US" w:bidi="en_US"/>
+        </w:rPr>
+        <w:t>"the fruit of the righteous is a tree of life"</w:t>
+      </w:r>
+      <w:r>
+        <w:rPr>
+          <w:lang w:val="en_US" w:bidi="en_US"/>
+        </w:rPr>
+        <w:t xml:space="preserve"> (</w:t>
       </w:r>
       <w:hyperlink r:id="rId1082">
         <w:r>
@@ -55051,7 +55141,25 @@
         <w:rPr>
           <w:lang w:val="en_US" w:bidi="en_US"/>
         </w:rPr>
-        <w:t xml:space="preserve"> “the fruit of the righteous is a tree of life”; in </w:t>
+        <w:t>);</w:t>
+      </w:r>
+    </w:p>
+    <w:p>
+      <w:pPr>
+        <w:pStyle w:val="ListBullet"/>
+        <w:spacing w:line="240" w:lineRule="auto"/>
+        <w:ind w:left="720"/>
+      </w:pPr>
+      <w:r>
+        <w:rPr>
+          <w:lang w:val="en_US" w:bidi="en_US"/>
+        </w:rPr>
+      </w:r>
+      <w:r>
+        <w:rPr>
+          <w:lang w:val="en_US" w:bidi="en_US"/>
+        </w:rPr>
+        <w:t>a fulfilled desire is like “a tree of life” (</w:t>
       </w:r>
       <w:hyperlink r:id="rId1083">
         <w:r>
@@ -55069,7 +55177,25 @@
         <w:rPr>
           <w:lang w:val="en_US" w:bidi="en_US"/>
         </w:rPr>
-        <w:t xml:space="preserve"> a fulfilled desire is as “a tree of life”; and in </w:t>
+        <w:t>); and</w:t>
+      </w:r>
+    </w:p>
+    <w:p>
+      <w:pPr>
+        <w:pStyle w:val="ListBullet"/>
+        <w:spacing w:line="240" w:lineRule="auto"/>
+        <w:ind w:left="720"/>
+      </w:pPr>
+      <w:r>
+        <w:rPr>
+          <w:lang w:val="en_US" w:bidi="en_US"/>
+        </w:rPr>
+      </w:r>
+      <w:r>
+        <w:rPr>
+          <w:lang w:val="en_US" w:bidi="en_US"/>
+        </w:rPr>
+        <w:t>“a soothing tongue is a tree of life” (</w:t>
       </w:r>
       <w:hyperlink r:id="rId1084">
         <w:r>
@@ -55087,21 +55213,32 @@
         <w:rPr>
           <w:lang w:val="en_US" w:bidi="en_US"/>
         </w:rPr>
-        <w:t xml:space="preserve"> “a gentle tongue is a tree of life.”</w:t>
-      </w:r>
-    </w:p>
-    <w:p>
-      <w:pPr/>
-      <w:r>
-        <w:rPr>
-          <w:lang w:val="en_US" w:bidi="en_US"/>
-        </w:rPr>
-      </w:r>
-      <w:r>
-        <w:rPr>
-          <w:lang w:val="en_US" w:bidi="en_US"/>
-        </w:rPr>
-        <w:t>The book of Revelation contains the only references to the tree of life in the NT (</w:t>
+        <w:t xml:space="preserve">). </w:t>
+      </w:r>
+    </w:p>
+    <w:p>
+      <w:pPr>
+        <w:pStyle w:val="Heading3"/>
+      </w:pPr>
+      <w:r>
+        <w:rPr>
+          <w:lang w:val="en_US" w:bidi="en_US"/>
+        </w:rPr>
+        <w:t>The Tree of Life in Revelation</w:t>
+      </w:r>
+    </w:p>
+    <w:p>
+      <w:pPr/>
+      <w:r>
+        <w:rPr>
+          <w:lang w:val="en_US" w:bidi="en_US"/>
+        </w:rPr>
+      </w:r>
+      <w:r>
+        <w:rPr>
+          <w:lang w:val="en_US" w:bidi="en_US"/>
+        </w:rPr>
+        <w:t>Later, in the New Testament, the tree of life appears only in the book of Revelation (</w:t>
       </w:r>
       <w:hyperlink r:id="rId1085">
         <w:r>
@@ -55112,7 +55249,7 @@
             <w:color w:val="0000EE"/>
             <w:u w:val="single"/>
           </w:rPr>
-          <w:t>Rv 2:7</w:t>
+          <w:t>Revelation 2:7</w:t>
         </w:r>
       </w:hyperlink>
       <w:r>
@@ -55137,25 +55274,21 @@
         <w:rPr>
           <w:lang w:val="en_US" w:bidi="en_US"/>
         </w:rPr>
-        <w:t xml:space="preserve">). The Bible begins and ends with a Paradise in the midst of which is a tree of life. The way to the tree of life, which was closed in </w:t>
-      </w:r>
-      <w:hyperlink r:id="rId1073">
-        <w:r>
-          <w:rPr>
-            <w:lang w:val="en_US" w:bidi="en_US"/>
-          </w:rPr>
-          <w:rPr>
-            <w:color w:val="0000EE"/>
-            <w:u w:val="single"/>
-          </w:rPr>
-          <w:t>Genesis 3</w:t>
-        </w:r>
-      </w:hyperlink>
-      <w:r>
-        <w:rPr>
-          <w:lang w:val="en_US" w:bidi="en_US"/>
-        </w:rPr>
-        <w:t xml:space="preserve">, is open again for God’s believing people. This was made possible by the second Adam, Jesus Christ. Those who have washed their robes in the blood of Christ (cf. </w:t>
+        <w:t>). The Bible begins with a garden that includes the tree of life and ends with a similar picture. In Genesis, access to the tree of life was closed. In Revelation, it is open again for those who trust in God and follow him. Jesus Christ makes this possible.</w:t>
+      </w:r>
+    </w:p>
+    <w:p>
+      <w:pPr/>
+      <w:r>
+        <w:rPr>
+          <w:lang w:val="en_US" w:bidi="en_US"/>
+        </w:rPr>
+      </w:r>
+      <w:r>
+        <w:rPr>
+          <w:lang w:val="en_US" w:bidi="en_US"/>
+        </w:rPr>
+        <w:t xml:space="preserve">The second Adam, Jesus Christ, made this possible. It is for those who have washed their robes in the blood of Christ (compare </w:t>
       </w:r>
       <w:hyperlink r:id="rId1087">
         <w:r>
@@ -55166,14 +55299,14 @@
             <w:color w:val="0000EE"/>
             <w:u w:val="single"/>
           </w:rPr>
-          <w:t>Rv 7:14</w:t>
-        </w:r>
-      </w:hyperlink>
-      <w:r>
-        <w:rPr>
-          <w:lang w:val="en_US" w:bidi="en_US"/>
-        </w:rPr>
-        <w:t>) and have sought forgiveness of their sin through the redemptive work of Christ, receive the right to the tree of life (</w:t>
+          <w:t>Revelation 7:14</w:t>
+        </w:r>
+      </w:hyperlink>
+      <w:r>
+        <w:rPr>
+          <w:lang w:val="en_US" w:bidi="en_US"/>
+        </w:rPr>
+        <w:t>). It is for those who have sought forgiveness of their sin through the redemptive work of Christ. These people receive the right to the tree of life (</w:t>
       </w:r>
       <w:hyperlink r:id="rId1088">
         <w:r>
@@ -55191,7 +55324,7 @@
         <w:rPr>
           <w:lang w:val="en_US" w:bidi="en_US"/>
         </w:rPr>
-        <w:t>), but the disobedient will have no access to it.</w:t>
+        <w:t>). Those who refuse to obey God do not have access to it.</w:t>
       </w:r>
     </w:p>
     <w:p>

--- a/eng/docx/020.content.docx
+++ b/eng/docx/020.content.docx
@@ -4702,7 +4702,7 @@
         <w:rPr>
           <w:lang w:val="en_US" w:bidi="en_US"/>
         </w:rPr>
-        <w:t>Son of Nahor and Reumah his concubine; Abraham’s brother (</w:t>
+        <w:t>Tahash was a son of Nahor by Reumah his concubine. Nahor was a brother of the patriarch Abraham (</w:t>
       </w:r>
       <w:hyperlink r:id="rId133">
         <w:r>
@@ -4713,7 +4713,7 @@
             <w:color w:val="0000EE"/>
             <w:u w:val="single"/>
           </w:rPr>
-          <w:t>Gn 22:24</w:t>
+          <w:t>Genesis 22:24</w:t>
         </w:r>
       </w:hyperlink>
       <w:r>
@@ -6748,7 +6748,7 @@
         <w:rPr>
           <w:lang w:val="en_US" w:bidi="en_US"/>
         </w:rPr>
-        <w:t xml:space="preserve">KJV spelling of Temah in </w:t>
+        <w:t xml:space="preserve">Tamah is the King James Version spelling of Temah in </w:t>
       </w:r>
       <w:hyperlink r:id="rId169">
         <w:r>
@@ -6767,6 +6767,14 @@
           <w:lang w:val="en_US" w:bidi="en_US"/>
         </w:rPr>
         <w:t xml:space="preserve">. </w:t>
+      </w:r>
+    </w:p>
+    <w:p>
+      <w:pPr/>
+      <w:r>
+        <w:rPr>
+          <w:lang w:val="en_US" w:bidi="en_US"/>
+        </w:rPr>
       </w:r>
       <w:r>
         <w:rPr>
@@ -12496,7 +12504,7 @@
         <w:rPr>
           <w:lang w:val="en_US" w:bidi="en_US"/>
         </w:rPr>
-        <w:t>Jesus Christ, Life and Teachings of</w:t>
+        <w:t>Jesus Christ, Teachings of</w:t>
       </w:r>
       <w:r>
         <w:rPr>
@@ -13123,7 +13131,7 @@
         <w:rPr>
           <w:lang w:val="en_US" w:bidi="en_US"/>
         </w:rPr>
-        <w:t xml:space="preserve">KJV rendering of terebinth in </w:t>
+        <w:t xml:space="preserve">In </w:t>
       </w:r>
       <w:hyperlink r:id="rId314">
         <w:r>
@@ -13141,7 +13149,15 @@
         <w:rPr>
           <w:lang w:val="en_US" w:bidi="en_US"/>
         </w:rPr>
-        <w:t xml:space="preserve">. </w:t>
+        <w:t xml:space="preserve">, the King James Version uses the word “teil” for the tree that most modern English translations call a “terebinth.” </w:t>
+      </w:r>
+    </w:p>
+    <w:p>
+      <w:pPr/>
+      <w:r>
+        <w:rPr>
+          <w:lang w:val="en_US" w:bidi="en_US"/>
+        </w:rPr>
       </w:r>
       <w:r>
         <w:rPr>
@@ -13160,7 +13176,7 @@
         <w:rPr>
           <w:lang w:val="en_US" w:bidi="en_US"/>
         </w:rPr>
-        <w:t>Plants (Terebinth)</w:t>
+        <w:t>Terebinth</w:t>
       </w:r>
       <w:r>
         <w:rPr>
@@ -24702,6 +24718,87 @@
         <w:rPr>
           <w:lang w:val="en_US" w:bidi="en_US"/>
         </w:rPr>
+        <w:t>Territories of the Tribes</w:t>
+      </w:r>
+      <w:r>
+        <w:rPr>
+          <w:lang w:val="en_US" w:bidi="en_US"/>
+        </w:rPr>
+      </w:r>
+    </w:p>
+    <w:p>
+      <w:pPr/>
+      <w:r>
+        <w:rPr>
+          <w:lang w:val="en_US" w:bidi="en_US"/>
+        </w:rPr>
+      </w:r>
+      <w:r>
+        <w:rPr>
+          <w:lang w:val="en_US" w:bidi="en_US"/>
+        </w:rPr>
+        <w:t>The territories of the tribes were the areas of the promised land assigned to the tribes of Israel after the Israelites entered the land.</w:t>
+      </w:r>
+    </w:p>
+    <w:p>
+      <w:pPr/>
+      <w:r>
+        <w:rPr>
+          <w:lang w:val="en_US" w:bidi="en_US"/>
+        </w:rPr>
+      </w:r>
+      <w:r>
+        <w:rPr>
+          <w:i/>
+          <w:lang w:val="en_US" w:bidi="en_US"/>
+        </w:rPr>
+        <w:t>See</w:t>
+      </w:r>
+      <w:r>
+        <w:rPr>
+          <w:lang w:val="en_US" w:bidi="en_US"/>
+        </w:rPr>
+        <w:t xml:space="preserve"> </w:t>
+      </w:r>
+      <w:r>
+        <w:rPr>
+          <w:lang w:val="en_US" w:bidi="en_US"/>
+        </w:rPr>
+        <w:t>Conquest and Allotment of the Land</w:t>
+      </w:r>
+      <w:r>
+        <w:rPr>
+          <w:lang w:val="en_US" w:bidi="en_US"/>
+        </w:rPr>
+        <w:t>.</w:t>
+      </w:r>
+      <w:r>
+        <w:rPr>
+          <w:lang w:val="en_US" w:bidi="en_US"/>
+        </w:rPr>
+      </w:r>
+      <w:r>
+        <w:rPr>
+          <w:lang w:val="en_US" w:bidi="en_US"/>
+        </w:rPr>
+      </w:r>
+    </w:p>
+    <w:p>
+      <w:pPr/>
+      <w:r>
+        <w:rPr>
+          <w:lang w:val="en_US" w:bidi="en_US"/>
+        </w:rPr>
+      </w:r>
+    </w:p>
+    <w:p>
+      <w:pPr>
+        <w:pStyle w:val="Heading2"/>
+      </w:pPr>
+      <w:r>
+        <w:rPr>
+          <w:lang w:val="en_US" w:bidi="en_US"/>
+        </w:rPr>
         <w:t>Tertius</w:t>
       </w:r>
       <w:r>
@@ -27757,6 +27854,20 @@
       </w:r>
       <w:r>
         <w:rPr>
+          <w:lang w:val="en_US" w:bidi="en_US"/>
+        </w:rPr>
+        <w:t>Textus Receptus is a Latin phrase meaning "received text." It refers to a form of the Greek text of the New Testament published in several editions beginning in the sixteenth century, based on a small number of late Greek manuscripts. It became the basis for several early Protestant Bible translations, including the New Testament of the King James Version. Modern translations rely on editions that draw on older manuscripts and differ from it in some readings.</w:t>
+      </w:r>
+    </w:p>
+    <w:p>
+      <w:pPr/>
+      <w:r>
+        <w:rPr>
+          <w:lang w:val="en_US" w:bidi="en_US"/>
+        </w:rPr>
+      </w:r>
+      <w:r>
+        <w:rPr>
           <w:i/>
           <w:lang w:val="en_US" w:bidi="en_US"/>
         </w:rPr>
@@ -27772,7 +27883,7 @@
         <w:rPr>
           <w:lang w:val="en_US" w:bidi="en_US"/>
         </w:rPr>
-        <w:t>Bible, Manuscripts and Text of the (New Testament)</w:t>
+        <w:t>Manuscripts and Text of the Bible (New Testament)</w:t>
       </w:r>
       <w:r>
         <w:rPr>
@@ -27979,7 +28090,7 @@
         <w:rPr>
           <w:lang w:val="en_US" w:bidi="en_US"/>
         </w:rPr>
-        <w:t xml:space="preserve">KJV spelling of Tahash, Reumah’s son, in </w:t>
+        <w:t>Thahash is the King James Version spelling of Tahash, son of Reumah (</w:t>
       </w:r>
       <w:hyperlink r:id="rId133">
         <w:r>
@@ -27997,98 +28108,114 @@
         <w:rPr>
           <w:lang w:val="en_US" w:bidi="en_US"/>
         </w:rPr>
+        <w:t xml:space="preserve">). </w:t>
+      </w:r>
+    </w:p>
+    <w:p>
+      <w:pPr/>
+      <w:r>
+        <w:rPr>
+          <w:lang w:val="en_US" w:bidi="en_US"/>
+        </w:rPr>
+      </w:r>
+      <w:r>
+        <w:rPr>
+          <w:i/>
+          <w:lang w:val="en_US" w:bidi="en_US"/>
+        </w:rPr>
+        <w:t>See</w:t>
+      </w:r>
+      <w:r>
+        <w:rPr>
+          <w:lang w:val="en_US" w:bidi="en_US"/>
+        </w:rPr>
+        <w:t xml:space="preserve"> </w:t>
+      </w:r>
+      <w:r>
+        <w:rPr>
+          <w:lang w:val="en_US" w:bidi="en_US"/>
+        </w:rPr>
+        <w:t>Tahash</w:t>
+      </w:r>
+      <w:r>
+        <w:rPr>
+          <w:lang w:val="en_US" w:bidi="en_US"/>
+        </w:rPr>
+        <w:t>.</w:t>
+      </w:r>
+      <w:r>
+        <w:rPr>
+          <w:lang w:val="en_US" w:bidi="en_US"/>
+        </w:rPr>
+      </w:r>
+      <w:r>
+        <w:rPr>
+          <w:lang w:val="en_US" w:bidi="en_US"/>
+        </w:rPr>
+      </w:r>
+    </w:p>
+    <w:p>
+      <w:pPr/>
+      <w:r>
+        <w:rPr>
+          <w:lang w:val="en_US" w:bidi="en_US"/>
+        </w:rPr>
+      </w:r>
+    </w:p>
+    <w:p>
+      <w:pPr>
+        <w:pStyle w:val="Heading2"/>
+      </w:pPr>
+      <w:r>
+        <w:rPr>
+          <w:lang w:val="en_US" w:bidi="en_US"/>
+        </w:rPr>
+        <w:t>Thamah</w:t>
+      </w:r>
+      <w:r>
+        <w:rPr>
+          <w:lang w:val="en_US" w:bidi="en_US"/>
+        </w:rPr>
+      </w:r>
+    </w:p>
+    <w:p>
+      <w:pPr/>
+      <w:r>
+        <w:rPr>
+          <w:lang w:val="en_US" w:bidi="en_US"/>
+        </w:rPr>
+      </w:r>
+      <w:r>
+        <w:rPr>
+          <w:lang w:val="en_US" w:bidi="en_US"/>
+        </w:rPr>
+        <w:t xml:space="preserve">Thamah is the King James Version spelling of Temah in </w:t>
+      </w:r>
+      <w:hyperlink r:id="rId342">
+        <w:r>
+          <w:rPr>
+            <w:lang w:val="en_US" w:bidi="en_US"/>
+          </w:rPr>
+          <w:rPr>
+            <w:color w:val="0000EE"/>
+            <w:u w:val="single"/>
+          </w:rPr>
+          <w:t>Ezra 2:53</w:t>
+        </w:r>
+      </w:hyperlink>
+      <w:r>
+        <w:rPr>
+          <w:lang w:val="en_US" w:bidi="en_US"/>
+        </w:rPr>
         <w:t xml:space="preserve">. </w:t>
       </w:r>
-      <w:r>
-        <w:rPr>
-          <w:i/>
-          <w:lang w:val="en_US" w:bidi="en_US"/>
-        </w:rPr>
-        <w:t>See</w:t>
-      </w:r>
-      <w:r>
-        <w:rPr>
-          <w:lang w:val="en_US" w:bidi="en_US"/>
-        </w:rPr>
-        <w:t xml:space="preserve"> </w:t>
-      </w:r>
-      <w:r>
-        <w:rPr>
-          <w:lang w:val="en_US" w:bidi="en_US"/>
-        </w:rPr>
-        <w:t>Tahash</w:t>
-      </w:r>
-      <w:r>
-        <w:rPr>
-          <w:lang w:val="en_US" w:bidi="en_US"/>
-        </w:rPr>
-        <w:t>.</w:t>
-      </w:r>
-      <w:r>
-        <w:rPr>
-          <w:lang w:val="en_US" w:bidi="en_US"/>
-        </w:rPr>
-      </w:r>
-      <w:r>
-        <w:rPr>
-          <w:lang w:val="en_US" w:bidi="en_US"/>
-        </w:rPr>
-      </w:r>
-    </w:p>
-    <w:p>
-      <w:pPr/>
-      <w:r>
-        <w:rPr>
-          <w:lang w:val="en_US" w:bidi="en_US"/>
-        </w:rPr>
-      </w:r>
-    </w:p>
-    <w:p>
-      <w:pPr>
-        <w:pStyle w:val="Heading2"/>
-      </w:pPr>
-      <w:r>
-        <w:rPr>
-          <w:lang w:val="en_US" w:bidi="en_US"/>
-        </w:rPr>
-        <w:t>Thamah</w:t>
-      </w:r>
-      <w:r>
-        <w:rPr>
-          <w:lang w:val="en_US" w:bidi="en_US"/>
-        </w:rPr>
-      </w:r>
-    </w:p>
-    <w:p>
-      <w:pPr/>
-      <w:r>
-        <w:rPr>
-          <w:lang w:val="en_US" w:bidi="en_US"/>
-        </w:rPr>
-      </w:r>
-      <w:r>
-        <w:rPr>
-          <w:lang w:val="en_US" w:bidi="en_US"/>
-        </w:rPr>
-        <w:t xml:space="preserve">KJV spelling of Temah in </w:t>
-      </w:r>
-      <w:hyperlink r:id="rId342">
-        <w:r>
-          <w:rPr>
-            <w:lang w:val="en_US" w:bidi="en_US"/>
-          </w:rPr>
-          <w:rPr>
-            <w:color w:val="0000EE"/>
-            <w:u w:val="single"/>
-          </w:rPr>
-          <w:t>Ezra 2:53</w:t>
-        </w:r>
-      </w:hyperlink>
-      <w:r>
-        <w:rPr>
-          <w:lang w:val="en_US" w:bidi="en_US"/>
-        </w:rPr>
-        <w:t xml:space="preserve">. </w:t>
+    </w:p>
+    <w:p>
+      <w:pPr/>
+      <w:r>
+        <w:rPr>
+          <w:lang w:val="en_US" w:bidi="en_US"/>
+        </w:rPr>
       </w:r>
       <w:r>
         <w:rPr>
@@ -28884,46 +29011,21 @@
         <w:rPr>
           <w:lang w:val="en_US" w:bidi="en_US"/>
         </w:rPr>
-        <w:t xml:space="preserve">City appearing in the OT as No or No-Amon. No means “city” and is equivalent to the Egyptian </w:t>
-      </w:r>
-      <w:r>
-        <w:rPr>
-          <w:i/>
-          <w:lang w:val="en_US" w:bidi="en_US"/>
-        </w:rPr>
-        <w:t>Waset</w:t>
-      </w:r>
-      <w:r>
-        <w:rPr>
-          <w:lang w:val="en_US" w:bidi="en_US"/>
-        </w:rPr>
-        <w:t xml:space="preserve"> or Greek Thebes</w:t>
-      </w:r>
-      <w:r>
-        <w:rPr>
-          <w:i/>
-          <w:lang w:val="en_US" w:bidi="en_US"/>
-        </w:rPr>
-        <w:t>.</w:t>
-      </w:r>
-      <w:r>
-        <w:rPr>
-          <w:lang w:val="en_US" w:bidi="en_US"/>
-        </w:rPr>
-        <w:t xml:space="preserve"> </w:t>
-      </w:r>
-      <w:r>
-        <w:rPr>
-          <w:i/>
-          <w:lang w:val="en_US" w:bidi="en_US"/>
-        </w:rPr>
-        <w:t>No-Amon</w:t>
-      </w:r>
-      <w:r>
-        <w:rPr>
-          <w:lang w:val="en_US" w:bidi="en_US"/>
-        </w:rPr>
-        <w:t xml:space="preserve"> means “city of Amon.” Thebes appears only in the prophetic Scriptures of the OT and only in a context of judgment (</w:t>
+        <w:t>Thebes was a city called No or No-Amon in the Old Testament. The name “No” is the Hebrew form of an Egyptian word meaning “city.” The Egyptians called the city Waset, while the Greeks called it Thebes. No-Amon means “city of Amon.”</w:t>
+      </w:r>
+    </w:p>
+    <w:p>
+      <w:pPr/>
+      <w:r>
+        <w:rPr>
+          <w:lang w:val="en_US" w:bidi="en_US"/>
+        </w:rPr>
+      </w:r>
+      <w:r>
+        <w:rPr>
+          <w:lang w:val="en_US" w:bidi="en_US"/>
+        </w:rPr>
+        <w:t>Thebes appears only in the prophetic Scriptures of the Old Testament and only in a context of judgment (</w:t>
       </w:r>
       <w:hyperlink r:id="rId588">
         <w:r>
@@ -28934,7 +29036,7 @@
             <w:color w:val="0000EE"/>
             <w:u w:val="single"/>
           </w:rPr>
-          <w:t>Jer 46:25</w:t>
+          <w:t>Jeremiah 46:25</w:t>
         </w:r>
       </w:hyperlink>
       <w:r>
@@ -28952,7 +29054,7 @@
             <w:color w:val="0000EE"/>
             <w:u w:val="single"/>
           </w:rPr>
-          <w:t>Ez 30:14–16</w:t>
+          <w:t>Ezekiel 30:14–16</w:t>
         </w:r>
       </w:hyperlink>
       <w:r>
@@ -28970,42 +29072,42 @@
             <w:color w:val="0000EE"/>
             <w:u w:val="single"/>
           </w:rPr>
-          <w:t>Na 3:8</w:t>
-        </w:r>
-      </w:hyperlink>
-      <w:r>
-        <w:rPr>
-          <w:lang w:val="en_US" w:bidi="en_US"/>
-        </w:rPr>
-        <w:t>). Thebes would suffer judgment and loss of population but would not be utterly destroyed. These prophecies were fulfilled in ancient times when Cambyses of Persia marched through Thebes in 525 BC and when the Roman Cornelius Gallus punished the city for a revolt in 30 BC.</w:t>
-      </w:r>
-    </w:p>
-    <w:p>
-      <w:pPr/>
-      <w:r>
-        <w:rPr>
-          <w:lang w:val="en_US" w:bidi="en_US"/>
-        </w:rPr>
-      </w:r>
-      <w:r>
-        <w:rPr>
-          <w:lang w:val="en_US" w:bidi="en_US"/>
-        </w:rPr>
-        <w:t>Thebes was the capital of Egypt during most of the empire period (c. 1570–1100 BC), when the Hebrews were in bondage in the land and when the exodus took place. By that time, Amon had become the chief god, and the Pharaohs lavished their wealth on the great temples of Amon at Thebes, hoping for the god’s help in overcoming their enemies.</w:t>
-      </w:r>
-    </w:p>
-    <w:p>
-      <w:pPr/>
-      <w:r>
-        <w:rPr>
-          <w:lang w:val="en_US" w:bidi="en_US"/>
-        </w:rPr>
-      </w:r>
-      <w:r>
-        <w:rPr>
-          <w:lang w:val="en_US" w:bidi="en_US"/>
-        </w:rPr>
-        <w:t>The city of ancient Thebes was located on both the east bank of the Nile (“the side of the rising sun”) and the west bank (“the side of the setting sun”). The city had an estimated population of nearly one million at its height.</w:t>
+          <w:t>Nahum 3:8</w:t>
+        </w:r>
+      </w:hyperlink>
+      <w:r>
+        <w:rPr>
+          <w:lang w:val="en_US" w:bidi="en_US"/>
+        </w:rPr>
+        <w:t>). Thebes would suffer judgment and loss of population, but God would not make a complete destruction. These prophecies came to fulfillment in ancient times. This was when Cambyses of Persia marched through Thebes in 525 BC. And also when the Roman Cornelius Gallus punished the city for a revolt in 30 BC.</w:t>
+      </w:r>
+    </w:p>
+    <w:p>
+      <w:pPr/>
+      <w:r>
+        <w:rPr>
+          <w:lang w:val="en_US" w:bidi="en_US"/>
+        </w:rPr>
+      </w:r>
+      <w:r>
+        <w:rPr>
+          <w:lang w:val="en_US" w:bidi="en_US"/>
+        </w:rPr>
+        <w:t>Thebes was the capital of Egypt during most of the empire period (around 1570–1100 BC). This was when the Hebrews were in bondage in the land and when the exodus happened. By that time, Amon had become the main god. The Pharaohs lavished their wealth on the great temples of Amon at Thebes. They hoped the god would help in conquering their enemies.</w:t>
+      </w:r>
+    </w:p>
+    <w:p>
+      <w:pPr/>
+      <w:r>
+        <w:rPr>
+          <w:lang w:val="en_US" w:bidi="en_US"/>
+        </w:rPr>
+      </w:r>
+      <w:r>
+        <w:rPr>
+          <w:lang w:val="en_US" w:bidi="en_US"/>
+        </w:rPr>
+        <w:t>The city of ancient Thebes was on both the east bank of the Nile (“the side of the rising sun”) and the west bank (“the side of the setting sun”). The city had an estimated population of almost one million at the height of its influence.</w:t>
       </w:r>
       <w:r>
         <w:rPr>
@@ -57060,73 +57162,6 @@
           <w:lang w:val="en_US" w:bidi="en_US"/>
         </w:rPr>
         <w:t>).</w:t>
-      </w:r>
-      <w:r>
-        <w:rPr>
-          <w:lang w:val="en_US" w:bidi="en_US"/>
-        </w:rPr>
-      </w:r>
-      <w:r>
-        <w:rPr>
-          <w:lang w:val="en_US" w:bidi="en_US"/>
-        </w:rPr>
-      </w:r>
-    </w:p>
-    <w:p>
-      <w:pPr/>
-      <w:r>
-        <w:rPr>
-          <w:lang w:val="en_US" w:bidi="en_US"/>
-        </w:rPr>
-      </w:r>
-    </w:p>
-    <w:p>
-      <w:pPr>
-        <w:pStyle w:val="Heading2"/>
-      </w:pPr>
-      <w:r>
-        <w:rPr>
-          <w:lang w:val="en_US" w:bidi="en_US"/>
-        </w:rPr>
-        <w:t>Tribes, Territories of the</w:t>
-      </w:r>
-      <w:r>
-        <w:rPr>
-          <w:lang w:val="en_US" w:bidi="en_US"/>
-        </w:rPr>
-      </w:r>
-    </w:p>
-    <w:p>
-      <w:pPr/>
-      <w:r>
-        <w:rPr>
-          <w:lang w:val="en_US" w:bidi="en_US"/>
-        </w:rPr>
-      </w:r>
-      <w:r>
-        <w:rPr>
-          <w:i/>
-          <w:lang w:val="en_US" w:bidi="en_US"/>
-        </w:rPr>
-        <w:t>See</w:t>
-      </w:r>
-      <w:r>
-        <w:rPr>
-          <w:lang w:val="en_US" w:bidi="en_US"/>
-        </w:rPr>
-        <w:t xml:space="preserve"> </w:t>
-      </w:r>
-      <w:r>
-        <w:rPr>
-          <w:lang w:val="en_US" w:bidi="en_US"/>
-        </w:rPr>
-        <w:t>Conquest and Allotment of the Land</w:t>
-      </w:r>
-      <w:r>
-        <w:rPr>
-          <w:lang w:val="en_US" w:bidi="en_US"/>
-        </w:rPr>
-        <w:t>.</w:t>
       </w:r>
       <w:r>
         <w:rPr>
